--- a/lab-materials/lab09/files/lab09_project_example.docx
+++ b/lab-materials/lab09/files/lab09_project_example.docx
@@ -98,6 +98,14 @@
       </w:pPr>
       <w:r>
         <w:t xml:space="preserve">Abstract</w:t>
+      </w:r>
+    </w:p>
+    <w:p>
+      <w:pPr>
+        <w:pStyle w:val="AbstractFirstParagraph"/>
+      </w:pPr>
+      <w:r>
+        <w:t xml:space="preserve">The Greek system has a long tradition in American colleges and universities, with various advantages suggested for those who join this social and intellectual community. This study used data from a survey of 60 preparatory school students to investigate correlates of Greek membership and found that while academic performance and self-reports of coolness were related to Greek membership, the number of reported close friends was not. No relationship was found between the number of close friends and academic performance. Similarities to previous findings and the contribution of the present results to an understanding of the contribution of Greek membership to academic success are discussed.</w:t>
       </w:r>
     </w:p>
     <w:p>
